--- a/vbhc-vn/skills/vbhc-vn/examples/ubnd/giay-moi-hop-ubnd.docx
+++ b/vbhc-vn/skills/vbhc-vn/examples/ubnd/giay-moi-hop-ubnd.docx
@@ -221,7 +221,7 @@
                 <w:szCs w:val="28"/>
                 <w:lang w:val="pt-BR"/>
               </w:rPr>
-              <w:t>CỘNG HOÀ XÃ HỘI CHỦ NGHĨA VIỆT NAM</w:t>
+              <w:t>CỘNG HÒA XÃ HỘI CHỦ NGHĨA VIỆT NAM</w:t>
             </w:r>
           </w:p>
           <w:p>
@@ -241,7 +241,7 @@
                 <w:color w:val="000000" w:themeColor="text1"/>
                 <w:szCs w:val="28"/>
               </w:rPr>
-              <w:t>Độc lập - Tự do - Hạnh phúc</w:t>
+              <w:t>Độc lập – Tự do – Hạnh phúc</w:t>
             </w:r>
           </w:p>
           <w:p>
